--- a/ky/wisdom-stories/what-breaks-a-marriage.docx
+++ b/ky/wisdom-stories/what-breaks-a-marriage.docx
@@ -417,7 +417,7 @@
           <w:sz w:val="22"/>
           <w:lang w:val="ky-KG"/>
         </w:rPr>
-        <w:t>— Ооба, уулум, нике деген өчүргүчсүз болбойт... Жубайыңдан көрүп, жактырбаган айрым нерселерди өчүрүш үчүн өзүң менен өчүргүч алып жүрүшүң керек. Сен жасаган жагымсыз иштерди өчүрүш үчүн жубайыңда да ошондой өчүргүч болууга тийиш. Антпесеңер, бир нече күндөн кийин никеңердин барагы капкара болуп калат...</w:t>
+        <w:t>— Ооба, уулум, нике деген өчүргүчсүз болбойт... Жубайыңдын айрым каталарын кечирип, үстүнөн өтө билишиң керек. Сенин каталарыңды өчүрүш үчүн жубайыңда да ошондой өчүргүч болууга тийиш. Антпесеңер, кыска убакытта никеңердин барагы капкара болуп калат...</w:t>
       </w:r>
     </w:p>
     <w:p>
@@ -459,7 +459,7 @@
           <w:sz w:val="22"/>
           <w:lang w:val="ky-KG"/>
         </w:rPr>
-        <w:t xml:space="preserve">Сабак: </w:t>
+        <w:t>Сабак: Нике — кечире билүү өнөрү. Сүйүү менен урмат улана берсин үчүн эки тарап тең бири-биринин кемчилигин «өчүрө» билиши керек.</w:t>
       </w:r>
       <w:r>
         <w:rPr>
@@ -468,7 +468,6 @@
           <w:sz w:val="22"/>
           <w:lang w:val="ky-KG"/>
         </w:rPr>
-        <w:t>Үй-бүлөнүн ынтымагы кечиримден бекемделет. Бири-бириңердин майда кемчилигиңерди улам санай бербей, сыйлашып жашагыла.</w:t>
       </w:r>
     </w:p>
     <w:p>
@@ -488,7 +487,7 @@
           <w:sz w:val="18"/>
           <w:lang w:val="ky-KG"/>
         </w:rPr>
-        <w:t>Окуя ачык интернет булактарынан алынды.</w:t>
+        <w:t>Аңгемелер ачык интернет булактарынан алынган, иллюстрациялар болсо ЖИ менен түзүлгөн.</w:t>
       </w:r>
     </w:p>
     <w:sectPr>
